--- a/tab1_landing_page_intro.docx
+++ b/tab1_landing_page_intro.docx
@@ -12,111 +12,352 @@
         <w:jc w:val="center"/>
         <w:rPr>
           <w:rFonts w:ascii="Roboto" w:cs="Roboto" w:eastAsia="Roboto" w:hAnsi="Roboto"/>
-          <w:color w:val="212529"/>
-        </w:rPr>
-      </w:pPr>
-      <w:bookmarkStart w:colFirst="0" w:colLast="0" w:name="_eg3007imb9tx" w:id="0"/>
-      <w:bookmarkEnd w:id="0"/>
-      <w:r>
-        <w:rPr>
-          <w:rFonts w:ascii="Roboto" w:cs="Roboto" w:eastAsia="Roboto" w:hAnsi="Roboto"/>
-          <w:color w:val="212529"/>
-          <w:rtl w:val="0"/>
-        </w:rPr>
-        <w:t xml:space="preserve">Species Distribution Models (SDMs) can be useful.</w:t>
-      </w:r>
-    </w:p>
-    <w:p>
-      <w:pPr>
-        <w:pStyle w:val="Heading4"/>
-        <w:keepNext w:val="0"/>
-        <w:keepLines w:val="0"/>
-        <w:shd w:fill="ffffff" w:val="clear"/>
-        <w:spacing w:after="300" w:before="0" w:line="288" w:lineRule="auto"/>
-        <w:jc w:val="center"/>
-        <w:rPr>
-          <w:rFonts w:ascii="Roboto" w:cs="Roboto" w:eastAsia="Roboto" w:hAnsi="Roboto"/>
           <w:b w:val="1"/>
           <w:bCs w:val="1"/>
           <w:color w:val="2c3e50"/>
         </w:rPr>
       </w:pPr>
-      <w:bookmarkStart w:colFirst="0" w:colLast="0" w:name="_8289om79vxpv" w:id="1"/>
-      <w:bookmarkEnd w:id="1"/>
-      <w:r>
+      <w:bookmarkStart w:colFirst="0" w:colLast="0" w:name="_eg3007imb9tx" w:id="0"/>
+      <w:bookmarkEnd w:id="0"/>
+      <w:r>
+        <w:rPr>
+          <w:rFonts w:ascii="Roboto" w:cs="Roboto" w:eastAsia="Roboto" w:hAnsi="Roboto"/>
+          <w:color w:val="212529"/>
+          <w:rtl w:val="0"/>
+        </w:rPr>
+        <w:t xml:space="preserve">From wrong to useful: Focussing species distribution model criteria on real-world applications</w:t>
+      </w:r>
+      <w:r>
+        <w:rPr>
+          <w:rtl w:val="0"/>
+        </w:rPr>
+      </w:r>
+    </w:p>
+    <w:p>
+      <w:pPr>
+        <w:pStyle w:val="Heading4"/>
+        <w:shd w:fill="fdfdfd" w:val="clear"/>
+        <w:spacing w:after="120" w:lineRule="auto"/>
         <w:rPr>
           <w:rFonts w:ascii="Roboto" w:cs="Roboto" w:eastAsia="Roboto" w:hAnsi="Roboto"/>
           <w:b w:val="1"/>
           <w:bCs w:val="1"/>
-          <w:color w:val="2c3e50"/>
-          <w:rtl w:val="0"/>
-        </w:rPr>
-        <w:t xml:space="preserve">This tool and guidelines can help you!</w:t>
+          <w:color w:val="cc4125"/>
+          <w:sz w:val="28"/>
+          <w:szCs w:val="28"/>
+        </w:rPr>
+      </w:pPr>
+      <w:bookmarkStart w:colFirst="0" w:colLast="0" w:name="_wpru1num94t1" w:id="1"/>
+      <w:bookmarkEnd w:id="1"/>
+      <w:r>
+        <w:rPr>
+          <w:rFonts w:ascii="Roboto" w:cs="Roboto" w:eastAsia="Roboto" w:hAnsi="Roboto"/>
+          <w:b w:val="1"/>
+          <w:bCs w:val="1"/>
+          <w:color w:val="cc4125"/>
+          <w:sz w:val="28"/>
+          <w:szCs w:val="28"/>
+          <w:rtl w:val="0"/>
+        </w:rPr>
+        <w:t xml:space="preserve">Overview</w:t>
+      </w:r>
+    </w:p>
+    <w:p>
+      <w:pPr>
+        <w:jc w:val="both"/>
+        <w:rPr>
+          <w:rFonts w:ascii="Roboto" w:cs="Roboto" w:eastAsia="Roboto" w:hAnsi="Roboto"/>
+          <w:sz w:val="24"/>
+          <w:szCs w:val="24"/>
+        </w:rPr>
+      </w:pPr>
+      <w:r>
+        <w:rPr>
+          <w:rFonts w:ascii="Roboto" w:cs="Roboto" w:eastAsia="Roboto" w:hAnsi="Roboto"/>
+          <w:sz w:val="24"/>
+          <w:szCs w:val="24"/>
+          <w:rtl w:val="0"/>
+        </w:rPr>
+        <w:t xml:space="preserve">Welcome! The</w:t>
+      </w:r>
+      <w:r>
+        <w:rPr>
+          <w:rFonts w:ascii="Roboto" w:cs="Roboto" w:eastAsia="Roboto" w:hAnsi="Roboto"/>
+          <w:sz w:val="24"/>
+          <w:szCs w:val="24"/>
+          <w:rtl w:val="0"/>
+        </w:rPr>
+        <w:t xml:space="preserve"> purpose of this Shiny app is to identify application relevant model criteria to support the real-world use of SDMs for conservation and land use decision making. </w:t>
+      </w:r>
+    </w:p>
+    <w:p>
+      <w:pPr>
+        <w:jc w:val="both"/>
+        <w:rPr>
+          <w:rFonts w:ascii="Roboto" w:cs="Roboto" w:eastAsia="Roboto" w:hAnsi="Roboto"/>
+          <w:color w:val="212529"/>
+          <w:sz w:val="24"/>
+          <w:szCs w:val="24"/>
+        </w:rPr>
+      </w:pPr>
+      <w:r>
+        <w:rPr>
+          <w:rtl w:val="0"/>
+        </w:rPr>
+      </w:r>
+    </w:p>
+    <w:p>
+      <w:pPr>
+        <w:jc w:val="both"/>
+        <w:rPr>
+          <w:rFonts w:ascii="Roboto" w:cs="Roboto" w:eastAsia="Roboto" w:hAnsi="Roboto"/>
+          <w:color w:val="212529"/>
+          <w:sz w:val="24"/>
+          <w:szCs w:val="24"/>
+        </w:rPr>
+      </w:pPr>
+      <w:r>
+        <w:rPr>
+          <w:rFonts w:ascii="Roboto" w:cs="Roboto" w:eastAsia="Roboto" w:hAnsi="Roboto"/>
+          <w:color w:val="212529"/>
+          <w:sz w:val="24"/>
+          <w:szCs w:val="24"/>
+          <w:rtl w:val="0"/>
+        </w:rPr>
+        <w:t xml:space="preserve">There are many, many</w:t>
+      </w:r>
+      <w:r>
+        <w:rPr>
+          <w:rFonts w:ascii="Roboto" w:cs="Roboto" w:eastAsia="Roboto" w:hAnsi="Roboto"/>
+          <w:sz w:val="24"/>
+          <w:szCs w:val="24"/>
+          <w:rtl w:val="0"/>
+        </w:rPr>
+        <w:t xml:space="preserve"> criteria </w:t>
+      </w:r>
+      <w:r>
+        <w:rPr>
+          <w:rFonts w:ascii="Roboto" w:cs="Roboto" w:eastAsia="Roboto" w:hAnsi="Roboto"/>
+          <w:color w:val="212529"/>
+          <w:sz w:val="24"/>
+          <w:szCs w:val="24"/>
+          <w:rtl w:val="0"/>
+        </w:rPr>
+        <w:t xml:space="preserve">for SDMs. How do we decide which criteria matter? This application is intended to support:</w:t>
+      </w:r>
+    </w:p>
+    <w:p>
+      <w:pPr>
+        <w:numPr>
+          <w:ilvl w:val="0"/>
+          <w:numId w:val="2"/>
+        </w:numPr>
+        <w:ind w:left="720" w:hanging="360"/>
+        <w:jc w:val="both"/>
+        <w:rPr>
+          <w:rFonts w:ascii="Roboto" w:cs="Roboto" w:eastAsia="Roboto" w:hAnsi="Roboto"/>
+          <w:color w:val="212529"/>
+          <w:sz w:val="24"/>
+          <w:szCs w:val="24"/>
+          <w:u w:val="none"/>
+        </w:rPr>
+      </w:pPr>
+      <w:r>
+        <w:rPr>
+          <w:rFonts w:ascii="Roboto" w:cs="Roboto" w:eastAsia="Roboto" w:hAnsi="Roboto"/>
+          <w:color w:val="212529"/>
+          <w:sz w:val="24"/>
+          <w:szCs w:val="24"/>
+          <w:rtl w:val="0"/>
+        </w:rPr>
+        <w:t xml:space="preserve">Modelers trying to decide which criteria to pay attention to during the model workflow design process</w:t>
+      </w:r>
+    </w:p>
+    <w:p>
+      <w:pPr>
+        <w:numPr>
+          <w:ilvl w:val="0"/>
+          <w:numId w:val="2"/>
+        </w:numPr>
+        <w:ind w:left="720" w:hanging="360"/>
+        <w:jc w:val="both"/>
+        <w:rPr>
+          <w:rFonts w:ascii="Roboto" w:cs="Roboto" w:eastAsia="Roboto" w:hAnsi="Roboto"/>
+          <w:color w:val="212529"/>
+          <w:sz w:val="24"/>
+          <w:szCs w:val="24"/>
+          <w:u w:val="none"/>
+        </w:rPr>
+      </w:pPr>
+      <w:r>
+        <w:rPr>
+          <w:rFonts w:ascii="Roboto" w:cs="Roboto" w:eastAsia="Roboto" w:hAnsi="Roboto"/>
+          <w:color w:val="212529"/>
+          <w:sz w:val="24"/>
+          <w:szCs w:val="24"/>
+          <w:rtl w:val="0"/>
+        </w:rPr>
+        <w:t xml:space="preserve">Model users trying to decide how to evaluate model reliability for a given application</w:t>
+      </w:r>
+    </w:p>
+    <w:p>
+      <w:pPr>
+        <w:jc w:val="both"/>
+        <w:rPr>
+          <w:rFonts w:ascii="Roboto" w:cs="Roboto" w:eastAsia="Roboto" w:hAnsi="Roboto"/>
+          <w:sz w:val="24"/>
+          <w:szCs w:val="24"/>
+        </w:rPr>
+      </w:pPr>
+      <w:r>
+        <w:rPr>
+          <w:rtl w:val="0"/>
+        </w:rPr>
+      </w:r>
+    </w:p>
+    <w:p>
+      <w:pPr>
+        <w:shd w:fill="fdfdfd" w:val="clear"/>
+        <w:spacing w:after="120" w:lineRule="auto"/>
+        <w:rPr>
+          <w:rFonts w:ascii="Roboto" w:cs="Roboto" w:eastAsia="Roboto" w:hAnsi="Roboto"/>
+          <w:color w:val="212529"/>
+          <w:sz w:val="24"/>
+          <w:szCs w:val="24"/>
+        </w:rPr>
+      </w:pPr>
+      <w:r>
+        <w:rPr>
+          <w:rFonts w:ascii="Roboto" w:cs="Roboto" w:eastAsia="Roboto" w:hAnsi="Roboto"/>
+          <w:color w:val="212529"/>
+          <w:sz w:val="24"/>
+          <w:szCs w:val="24"/>
+          <w:rtl w:val="0"/>
+        </w:rPr>
+        <w:t xml:space="preserve">The application is populated by a framework and series of peer-reviewed tables (Zuloaga et al. </w:t>
+      </w:r>
+      <w:r>
+        <w:rPr>
+          <w:rFonts w:ascii="Roboto" w:cs="Roboto" w:eastAsia="Roboto" w:hAnsi="Roboto"/>
+          <w:i w:val="1"/>
+          <w:iCs w:val="1"/>
+          <w:color w:val="212529"/>
+          <w:sz w:val="24"/>
+          <w:szCs w:val="24"/>
+          <w:rtl w:val="0"/>
+        </w:rPr>
+        <w:t xml:space="preserve">In prep</w:t>
+      </w:r>
+      <w:r>
+        <w:rPr>
+          <w:rFonts w:ascii="Roboto" w:cs="Roboto" w:eastAsia="Roboto" w:hAnsi="Roboto"/>
+          <w:color w:val="212529"/>
+          <w:sz w:val="24"/>
+          <w:szCs w:val="24"/>
+          <w:rtl w:val="0"/>
+        </w:rPr>
+        <w:t xml:space="preserve">)</w:t>
+      </w:r>
+      <w:r>
+        <w:rPr>
+          <w:rFonts w:ascii="Roboto" w:cs="Roboto" w:eastAsia="Roboto" w:hAnsi="Roboto"/>
+          <w:color w:val="212529"/>
+          <w:sz w:val="24"/>
+          <w:szCs w:val="24"/>
+          <w:rtl w:val="0"/>
+        </w:rPr>
+        <w:t xml:space="preserve"> that will help you connect your modelling priorities to criteria.</w:t>
       </w:r>
     </w:p>
     <w:p>
       <w:pPr>
         <w:pStyle w:val="Heading4"/>
-        <w:keepNext w:val="0"/>
-        <w:keepLines w:val="0"/>
         <w:shd w:fill="fdfdfd" w:val="clear"/>
-        <w:spacing w:after="200" w:before="40" w:line="288" w:lineRule="auto"/>
-        <w:rPr>
-          <w:rFonts w:ascii="Roboto" w:cs="Roboto" w:eastAsia="Roboto" w:hAnsi="Roboto"/>
-          <w:color w:val="18bc9c"/>
-        </w:rPr>
-      </w:pPr>
-      <w:bookmarkStart w:colFirst="0" w:colLast="0" w:name="_62scnvw76isk" w:id="2"/>
+        <w:spacing w:after="120" w:lineRule="auto"/>
+        <w:rPr>
+          <w:rFonts w:ascii="Roboto" w:cs="Roboto" w:eastAsia="Roboto" w:hAnsi="Roboto"/>
+          <w:b w:val="1"/>
+          <w:bCs w:val="1"/>
+          <w:color w:val="4a86e8"/>
+          <w:sz w:val="28"/>
+          <w:szCs w:val="28"/>
+        </w:rPr>
+      </w:pPr>
+      <w:bookmarkStart w:colFirst="0" w:colLast="0" w:name="_qujqpe9qcigb" w:id="2"/>
       <w:bookmarkEnd w:id="2"/>
       <w:r>
         <w:rPr>
           <w:rFonts w:ascii="Roboto" w:cs="Roboto" w:eastAsia="Roboto" w:hAnsi="Roboto"/>
-          <w:color w:val="18bc9c"/>
-          <w:rtl w:val="0"/>
-        </w:rPr>
-        <w:t xml:space="preserve">Goal</w:t>
-      </w:r>
-    </w:p>
-    <w:p>
-      <w:pPr>
-        <w:jc w:val="both"/>
-        <w:rPr>
-          <w:rFonts w:ascii="Roboto" w:cs="Roboto" w:eastAsia="Roboto" w:hAnsi="Roboto"/>
-          <w:sz w:val="24"/>
-          <w:szCs w:val="24"/>
-        </w:rPr>
-      </w:pPr>
-      <w:r>
-        <w:rPr>
-          <w:rFonts w:ascii="Roboto" w:cs="Roboto" w:eastAsia="Roboto" w:hAnsi="Roboto"/>
-          <w:sz w:val="24"/>
-          <w:szCs w:val="24"/>
-          <w:rtl w:val="0"/>
-        </w:rPr>
-        <w:t xml:space="preserve">Our goal is to provide application-specific guidance on interpretation of model criteria - collection of issues, hazards and assumptions that might affect the accuracy and reliability of model predictions- to support the real-world use of SDMs for conservation and land use decision making.</w:t>
-      </w:r>
-    </w:p>
-    <w:p>
-      <w:pPr>
-        <w:pStyle w:val="Heading4"/>
-        <w:keepNext w:val="0"/>
-        <w:keepLines w:val="0"/>
+          <w:b w:val="1"/>
+          <w:bCs w:val="1"/>
+          <w:color w:val="4a86e8"/>
+          <w:sz w:val="28"/>
+          <w:szCs w:val="28"/>
+          <w:rtl w:val="0"/>
+        </w:rPr>
+        <w:t xml:space="preserve">Instructions</w:t>
+      </w:r>
+    </w:p>
+    <w:p>
+      <w:pPr>
         <w:shd w:fill="fdfdfd" w:val="clear"/>
-        <w:spacing w:after="200" w:before="40" w:line="288" w:lineRule="auto"/>
-        <w:rPr>
-          <w:rFonts w:ascii="Roboto" w:cs="Roboto" w:eastAsia="Roboto" w:hAnsi="Roboto"/>
-          <w:color w:val="2980b9"/>
-        </w:rPr>
-      </w:pPr>
-      <w:bookmarkStart w:colFirst="0" w:colLast="0" w:name="_d15toux2oc69" w:id="3"/>
-      <w:bookmarkEnd w:id="3"/>
-      <w:r>
-        <w:rPr>
-          <w:rFonts w:ascii="Roboto" w:cs="Roboto" w:eastAsia="Roboto" w:hAnsi="Roboto"/>
-          <w:color w:val="2980b9"/>
-          <w:rtl w:val="0"/>
-        </w:rPr>
-        <w:t xml:space="preserve">Motivation</w:t>
+        <w:spacing w:after="120" w:lineRule="auto"/>
+        <w:rPr>
+          <w:rFonts w:ascii="Roboto" w:cs="Roboto" w:eastAsia="Roboto" w:hAnsi="Roboto"/>
+          <w:color w:val="212529"/>
+          <w:sz w:val="24"/>
+          <w:szCs w:val="24"/>
+        </w:rPr>
+      </w:pPr>
+      <w:r>
+        <w:rPr>
+          <w:rFonts w:ascii="Roboto" w:cs="Roboto" w:eastAsia="Roboto" w:hAnsi="Roboto"/>
+          <w:color w:val="212529"/>
+          <w:sz w:val="24"/>
+          <w:szCs w:val="24"/>
+          <w:rtl w:val="0"/>
+        </w:rPr>
+        <w:t xml:space="preserve">Follow these steps to identify the most significant criteria for evaluating model reliability and utility for a specific model application.</w:t>
+      </w:r>
+    </w:p>
+    <w:p>
+      <w:pPr>
+        <w:rPr>
+          <w:rFonts w:ascii="Roboto" w:cs="Roboto" w:eastAsia="Roboto" w:hAnsi="Roboto"/>
+          <w:b w:val="1"/>
+          <w:bCs w:val="1"/>
+          <w:sz w:val="24"/>
+          <w:szCs w:val="24"/>
+        </w:rPr>
+      </w:pPr>
+      <w:r>
+        <w:rPr>
+          <w:rFonts w:ascii="Roboto" w:cs="Roboto" w:eastAsia="Roboto" w:hAnsi="Roboto"/>
+          <w:b w:val="1"/>
+          <w:bCs w:val="1"/>
+          <w:sz w:val="24"/>
+          <w:szCs w:val="24"/>
+          <w:rtl w:val="0"/>
+        </w:rPr>
+        <w:t xml:space="preserve">Step A: Select your model use scenario</w:t>
+      </w:r>
+    </w:p>
+    <w:p>
+      <w:pPr>
+        <w:rPr>
+          <w:rFonts w:ascii="Roboto" w:cs="Roboto" w:eastAsia="Roboto" w:hAnsi="Roboto"/>
+          <w:sz w:val="24"/>
+          <w:szCs w:val="24"/>
+        </w:rPr>
+      </w:pPr>
+      <w:r>
+        <w:rPr>
+          <w:rFonts w:ascii="Roboto" w:cs="Roboto" w:eastAsia="Roboto" w:hAnsi="Roboto"/>
+          <w:sz w:val="24"/>
+          <w:szCs w:val="24"/>
+          <w:rtl w:val="0"/>
+        </w:rPr>
+        <w:t xml:space="preserve">Use the panel on the left hand side to select your model use scenario, which will determine your relevant criteria.</w:t>
       </w:r>
     </w:p>
     <w:p>
@@ -125,18 +366,44 @@
           <w:ilvl w:val="0"/>
           <w:numId w:val="1"/>
         </w:numPr>
-        <w:spacing w:after="0" w:afterAutospacing="0" w:lineRule="auto"/>
         <w:ind w:left="720" w:hanging="360"/>
-      </w:pPr>
-      <w:r>
-        <w:rPr>
-          <w:rFonts w:ascii="Roboto" w:cs="Roboto" w:eastAsia="Roboto" w:hAnsi="Roboto"/>
-          <w:color w:val="212529"/>
-          <w:sz w:val="24"/>
-          <w:szCs w:val="24"/>
-          <w:rtl w:val="0"/>
-        </w:rPr>
-        <w:t xml:space="preserve">Move away from the perspective that 'all models are wrong' to understand when they’re still useful</w:t>
+        <w:rPr>
+          <w:rFonts w:ascii="Roboto" w:cs="Roboto" w:eastAsia="Roboto" w:hAnsi="Roboto"/>
+          <w:sz w:val="24"/>
+          <w:szCs w:val="24"/>
+          <w:u w:val="none"/>
+        </w:rPr>
+      </w:pPr>
+      <w:r>
+        <w:rPr>
+          <w:rFonts w:ascii="Roboto" w:cs="Roboto" w:eastAsia="Roboto" w:hAnsi="Roboto"/>
+          <w:b w:val="1"/>
+          <w:bCs w:val="1"/>
+          <w:sz w:val="24"/>
+          <w:szCs w:val="24"/>
+          <w:rtl w:val="0"/>
+        </w:rPr>
+        <w:t xml:space="preserve">M</w:t>
+      </w:r>
+      <w:r>
+        <w:rPr>
+          <w:rFonts w:ascii="Roboto" w:cs="Roboto" w:eastAsia="Roboto" w:hAnsi="Roboto"/>
+          <w:b w:val="1"/>
+          <w:bCs w:val="1"/>
+          <w:sz w:val="24"/>
+          <w:szCs w:val="24"/>
+          <w:rtl w:val="0"/>
+        </w:rPr>
+        <w:t xml:space="preserve">odel application</w:t>
+      </w:r>
+      <w:r>
+        <w:rPr>
+          <w:rFonts w:ascii="Roboto" w:cs="Roboto" w:eastAsia="Roboto" w:hAnsi="Roboto"/>
+          <w:sz w:val="24"/>
+          <w:szCs w:val="24"/>
+          <w:rtl w:val="0"/>
+        </w:rPr>
+        <w:t xml:space="preserve">: Select the best category of application for your model. Check the “Selected Application Context” tab to make sure the description matches your application!</w:t>
       </w:r>
     </w:p>
     <w:p>
@@ -145,18 +412,32 @@
           <w:ilvl w:val="0"/>
           <w:numId w:val="1"/>
         </w:numPr>
-        <w:spacing w:after="0" w:afterAutospacing="0" w:lineRule="auto"/>
         <w:ind w:left="720" w:hanging="360"/>
-      </w:pPr>
-      <w:r>
-        <w:rPr>
-          <w:rFonts w:ascii="Roboto" w:cs="Roboto" w:eastAsia="Roboto" w:hAnsi="Roboto"/>
-          <w:color w:val="212529"/>
-          <w:sz w:val="24"/>
-          <w:szCs w:val="24"/>
-          <w:rtl w:val="0"/>
-        </w:rPr>
-        <w:t xml:space="preserve">Close the communication gap between modelers and end-users</w:t>
+        <w:rPr>
+          <w:rFonts w:ascii="Roboto" w:cs="Roboto" w:eastAsia="Roboto" w:hAnsi="Roboto"/>
+          <w:sz w:val="24"/>
+          <w:szCs w:val="24"/>
+        </w:rPr>
+      </w:pPr>
+      <w:r>
+        <w:rPr>
+          <w:rFonts w:ascii="Roboto" w:cs="Roboto" w:eastAsia="Roboto" w:hAnsi="Roboto"/>
+          <w:b w:val="1"/>
+          <w:bCs w:val="1"/>
+          <w:sz w:val="24"/>
+          <w:szCs w:val="24"/>
+          <w:rtl w:val="0"/>
+        </w:rPr>
+        <w:t xml:space="preserve">Model type</w:t>
+      </w:r>
+      <w:r>
+        <w:rPr>
+          <w:rFonts w:ascii="Roboto" w:cs="Roboto" w:eastAsia="Roboto" w:hAnsi="Roboto"/>
+          <w:sz w:val="24"/>
+          <w:szCs w:val="24"/>
+          <w:rtl w:val="0"/>
+        </w:rPr>
+        <w:t xml:space="preserve">: Select the general type of model that you are building or using (Araujo et al. 2019). Is your model only for explanation or are you making predictions for current or future conditions?</w:t>
       </w:r>
     </w:p>
     <w:p>
@@ -165,147 +446,864 @@
           <w:ilvl w:val="0"/>
           <w:numId w:val="1"/>
         </w:numPr>
-        <w:spacing w:after="0" w:afterAutospacing="0" w:lineRule="auto"/>
         <w:ind w:left="720" w:hanging="360"/>
-      </w:pPr>
-      <w:r>
-        <w:rPr>
-          <w:rFonts w:ascii="Roboto" w:cs="Roboto" w:eastAsia="Roboto" w:hAnsi="Roboto"/>
-          <w:color w:val="212529"/>
-          <w:sz w:val="24"/>
-          <w:szCs w:val="24"/>
-          <w:rtl w:val="0"/>
-        </w:rPr>
-        <w:t xml:space="preserve">Provide a framework for model evaluation synthesis</w:t>
-      </w:r>
-    </w:p>
-    <w:p>
-      <w:pPr>
-        <w:numPr>
-          <w:ilvl w:val="0"/>
-          <w:numId w:val="1"/>
-        </w:numPr>
-        <w:shd w:fill="fdfdfd" w:val="clear"/>
-        <w:spacing w:after="120" w:lineRule="auto"/>
-        <w:ind w:left="720" w:hanging="360"/>
-      </w:pPr>
-      <w:r>
-        <w:rPr>
-          <w:rFonts w:ascii="Roboto" w:cs="Roboto" w:eastAsia="Roboto" w:hAnsi="Roboto"/>
-          <w:color w:val="212529"/>
-          <w:sz w:val="24"/>
-          <w:szCs w:val="24"/>
-          <w:rtl w:val="0"/>
-        </w:rPr>
-        <w:t xml:space="preserve">There are many, many</w:t>
-      </w:r>
-      <w:r>
-        <w:rPr>
-          <w:rFonts w:ascii="Roboto" w:cs="Roboto" w:eastAsia="Roboto" w:hAnsi="Roboto"/>
-          <w:sz w:val="24"/>
-          <w:szCs w:val="24"/>
-          <w:rtl w:val="0"/>
-        </w:rPr>
-        <w:t xml:space="preserve"> criteria </w:t>
-      </w:r>
-      <w:r>
-        <w:rPr>
-          <w:rFonts w:ascii="Roboto" w:cs="Roboto" w:eastAsia="Roboto" w:hAnsi="Roboto"/>
-          <w:color w:val="212529"/>
-          <w:sz w:val="24"/>
-          <w:szCs w:val="24"/>
-          <w:rtl w:val="0"/>
-        </w:rPr>
-        <w:t xml:space="preserve">for SDMs. How do we decide what matters to evaluate a</w:t>
-      </w:r>
-      <w:r>
-        <w:rPr>
-          <w:rtl w:val="0"/>
-        </w:rPr>
-        <w:t xml:space="preserve"> model </w:t>
-      </w:r>
-      <w:r>
-        <w:rPr>
-          <w:rFonts w:ascii="Roboto" w:cs="Roboto" w:eastAsia="Roboto" w:hAnsi="Roboto"/>
-          <w:sz w:val="24"/>
-          <w:szCs w:val="24"/>
-          <w:rtl w:val="0"/>
-        </w:rPr>
-        <w:t xml:space="preserve">for a specific model application</w:t>
-      </w:r>
-      <w:r>
-        <w:rPr>
-          <w:rFonts w:ascii="Roboto" w:cs="Roboto" w:eastAsia="Roboto" w:hAnsi="Roboto"/>
-          <w:color w:val="212529"/>
-          <w:sz w:val="24"/>
-          <w:szCs w:val="24"/>
-          <w:rtl w:val="0"/>
-        </w:rPr>
-        <w:t xml:space="preserve">?</w:t>
-      </w:r>
-    </w:p>
-    <w:p>
-      <w:pPr>
-        <w:pStyle w:val="Heading4"/>
-        <w:keepNext w:val="0"/>
-        <w:keepLines w:val="0"/>
-        <w:shd w:fill="fdfdfd" w:val="clear"/>
-        <w:spacing w:after="200" w:before="40" w:line="288" w:lineRule="auto"/>
-        <w:rPr>
-          <w:rFonts w:ascii="Roboto" w:cs="Roboto" w:eastAsia="Roboto" w:hAnsi="Roboto"/>
-          <w:color w:val="e67e22"/>
-        </w:rPr>
-      </w:pPr>
-      <w:bookmarkStart w:colFirst="0" w:colLast="0" w:name="_yk4y78th5bmv" w:id="4"/>
-      <w:bookmarkEnd w:id="4"/>
-      <w:r>
-        <w:rPr>
-          <w:rFonts w:ascii="Roboto" w:cs="Roboto" w:eastAsia="Roboto" w:hAnsi="Roboto"/>
-          <w:color w:val="e67e22"/>
-          <w:rtl w:val="0"/>
-        </w:rPr>
-        <w:t xml:space="preserve">Approach</w:t>
-      </w:r>
-    </w:p>
-    <w:p>
-      <w:pPr>
-        <w:shd w:fill="fdfdfd" w:val="clear"/>
-        <w:spacing w:after="120" w:lineRule="auto"/>
-        <w:rPr>
-          <w:rFonts w:ascii="Roboto" w:cs="Roboto" w:eastAsia="Roboto" w:hAnsi="Roboto"/>
-          <w:color w:val="212529"/>
-          <w:sz w:val="24"/>
-          <w:szCs w:val="24"/>
-        </w:rPr>
-      </w:pPr>
-      <w:r>
-        <w:rPr>
-          <w:rFonts w:ascii="Roboto" w:cs="Roboto" w:eastAsia="Roboto" w:hAnsi="Roboto"/>
-          <w:color w:val="212529"/>
-          <w:sz w:val="24"/>
-          <w:szCs w:val="24"/>
-          <w:rtl w:val="0"/>
-        </w:rPr>
-        <w:t xml:space="preserve">This is a workflow and user-friendly tool for filtering model criteria, identifying those essential for the intended</w:t>
-      </w:r>
-      <w:r>
-        <w:rPr>
-          <w:rFonts w:ascii="Roboto" w:cs="Roboto" w:eastAsia="Roboto" w:hAnsi="Roboto"/>
-          <w:sz w:val="24"/>
-          <w:szCs w:val="24"/>
-          <w:rtl w:val="0"/>
-        </w:rPr>
-        <w:t xml:space="preserve"> model application, so that both modelers and end-users can </w:t>
-      </w:r>
-      <w:r>
-        <w:rPr>
-          <w:rFonts w:ascii="Roboto" w:cs="Roboto" w:eastAsia="Roboto" w:hAnsi="Roboto"/>
-          <w:color w:val="212529"/>
-          <w:sz w:val="24"/>
-          <w:szCs w:val="24"/>
-          <w:rtl w:val="0"/>
-        </w:rPr>
-        <w:t xml:space="preserve">differentiate wrong from useful.</w:t>
+        <w:rPr>
+          <w:rFonts w:ascii="Roboto" w:cs="Roboto" w:eastAsia="Roboto" w:hAnsi="Roboto"/>
+          <w:sz w:val="24"/>
+          <w:szCs w:val="24"/>
+          <w:u w:val="none"/>
+        </w:rPr>
+      </w:pPr>
+      <w:r>
+        <w:rPr>
+          <w:rFonts w:ascii="Roboto" w:cs="Roboto" w:eastAsia="Roboto" w:hAnsi="Roboto"/>
+          <w:b w:val="1"/>
+          <w:bCs w:val="1"/>
+          <w:sz w:val="24"/>
+          <w:szCs w:val="24"/>
+          <w:rtl w:val="0"/>
+        </w:rPr>
+        <w:t xml:space="preserve">Error tolerance</w:t>
+      </w:r>
+      <w:r>
+        <w:rPr>
+          <w:rFonts w:ascii="Roboto" w:cs="Roboto" w:eastAsia="Roboto" w:hAnsi="Roboto"/>
+          <w:sz w:val="24"/>
+          <w:szCs w:val="24"/>
+          <w:rtl w:val="0"/>
+        </w:rPr>
+        <w:t xml:space="preserve">: Select your tolerance for errors in your model in terms of certainty and effect.</w:t>
+      </w:r>
+    </w:p>
+    <w:p>
+      <w:pPr>
+        <w:rPr>
+          <w:rFonts w:ascii="Roboto" w:cs="Roboto" w:eastAsia="Roboto" w:hAnsi="Roboto"/>
+          <w:sz w:val="24"/>
+          <w:szCs w:val="24"/>
+        </w:rPr>
+      </w:pPr>
+      <w:r>
+        <w:rPr>
+          <w:rtl w:val="0"/>
+        </w:rPr>
+      </w:r>
+    </w:p>
+    <w:tbl>
+      <w:tblPr>
+        <w:tblStyle w:val="Table1"/>
+        <w:tblW w:w="9360.0" w:type="dxa"/>
+        <w:jc w:val="left"/>
+        <w:tblBorders>
+          <w:top w:color="000000" w:space="0" w:sz="8" w:val="single"/>
+          <w:left w:color="000000" w:space="0" w:sz="8" w:val="single"/>
+          <w:bottom w:color="000000" w:space="0" w:sz="8" w:val="single"/>
+          <w:right w:color="000000" w:space="0" w:sz="8" w:val="single"/>
+          <w:insideH w:color="000000" w:space="0" w:sz="8" w:val="single"/>
+          <w:insideV w:color="000000" w:space="0" w:sz="8" w:val="single"/>
+        </w:tblBorders>
+        <w:tblLayout w:type="fixed"/>
+        <w:tblLook w:val="0600"/>
+      </w:tblPr>
+      <w:tblGrid>
+        <w:gridCol w:w="1260"/>
+        <w:gridCol w:w="3840"/>
+        <w:gridCol w:w="4260"/>
+        <w:tblGridChange w:id="0">
+          <w:tblGrid>
+            <w:gridCol w:w="1260"/>
+            <w:gridCol w:w="3840"/>
+            <w:gridCol w:w="4260"/>
+          </w:tblGrid>
+        </w:tblGridChange>
+      </w:tblGrid>
+      <w:tr>
+        <w:trPr>
+          <w:cantSplit w:val="0"/>
+          <w:tblHeader w:val="0"/>
+        </w:trPr>
+        <w:tc>
+          <w:tcPr>
+            <w:shd w:fill="auto" w:val="clear"/>
+            <w:tcMar>
+              <w:top w:w="100.0" w:type="dxa"/>
+              <w:left w:w="100.0" w:type="dxa"/>
+              <w:bottom w:w="100.0" w:type="dxa"/>
+              <w:right w:w="100.0" w:type="dxa"/>
+            </w:tcMar>
+            <w:vAlign w:val="top"/>
+          </w:tcPr>
+          <w:p>
+            <w:pPr>
+              <w:keepNext w:val="0"/>
+              <w:keepLines w:val="0"/>
+              <w:pageBreakBefore w:val="0"/>
+              <w:widowControl w:val="0"/>
+              <w:pBdr>
+                <w:top w:space="0" w:sz="0" w:val="nil"/>
+                <w:left w:space="0" w:sz="0" w:val="nil"/>
+                <w:bottom w:space="0" w:sz="0" w:val="nil"/>
+                <w:right w:space="0" w:sz="0" w:val="nil"/>
+                <w:between w:space="0" w:sz="0" w:val="nil"/>
+              </w:pBdr>
+              <w:shd w:fill="auto" w:val="clear"/>
+              <w:spacing w:after="0" w:before="0" w:line="240" w:lineRule="auto"/>
+              <w:ind w:left="0" w:right="0" w:firstLine="0"/>
+              <w:jc w:val="left"/>
+              <w:rPr>
+                <w:rFonts w:ascii="Roboto" w:cs="Roboto" w:eastAsia="Roboto" w:hAnsi="Roboto"/>
+                <w:b w:val="1"/>
+                <w:bCs w:val="1"/>
+                <w:sz w:val="24"/>
+                <w:szCs w:val="24"/>
+              </w:rPr>
+            </w:pPr>
+            <w:r>
+              <w:rPr>
+                <w:rFonts w:ascii="Roboto" w:cs="Roboto" w:eastAsia="Roboto" w:hAnsi="Roboto"/>
+                <w:b w:val="1"/>
+                <w:bCs w:val="1"/>
+                <w:sz w:val="24"/>
+                <w:szCs w:val="24"/>
+                <w:rtl w:val="0"/>
+              </w:rPr>
+              <w:t xml:space="preserve">Error tolerance</w:t>
+            </w:r>
+          </w:p>
+        </w:tc>
+        <w:tc>
+          <w:tcPr>
+            <w:shd w:fill="auto" w:val="clear"/>
+            <w:tcMar>
+              <w:top w:w="100.0" w:type="dxa"/>
+              <w:left w:w="100.0" w:type="dxa"/>
+              <w:bottom w:w="100.0" w:type="dxa"/>
+              <w:right w:w="100.0" w:type="dxa"/>
+            </w:tcMar>
+            <w:vAlign w:val="top"/>
+          </w:tcPr>
+          <w:p>
+            <w:pPr>
+              <w:keepNext w:val="0"/>
+              <w:keepLines w:val="0"/>
+              <w:pageBreakBefore w:val="0"/>
+              <w:widowControl w:val="0"/>
+              <w:pBdr>
+                <w:top w:space="0" w:sz="0" w:val="nil"/>
+                <w:left w:space="0" w:sz="0" w:val="nil"/>
+                <w:bottom w:space="0" w:sz="0" w:val="nil"/>
+                <w:right w:space="0" w:sz="0" w:val="nil"/>
+                <w:between w:space="0" w:sz="0" w:val="nil"/>
+              </w:pBdr>
+              <w:shd w:fill="auto" w:val="clear"/>
+              <w:spacing w:after="0" w:before="0" w:line="240" w:lineRule="auto"/>
+              <w:ind w:left="0" w:right="0" w:firstLine="0"/>
+              <w:jc w:val="left"/>
+              <w:rPr>
+                <w:rFonts w:ascii="Roboto" w:cs="Roboto" w:eastAsia="Roboto" w:hAnsi="Roboto"/>
+                <w:b w:val="1"/>
+                <w:bCs w:val="1"/>
+                <w:sz w:val="24"/>
+                <w:szCs w:val="24"/>
+              </w:rPr>
+            </w:pPr>
+            <w:r>
+              <w:rPr>
+                <w:rFonts w:ascii="Roboto" w:cs="Roboto" w:eastAsia="Roboto" w:hAnsi="Roboto"/>
+                <w:b w:val="1"/>
+                <w:bCs w:val="1"/>
+                <w:sz w:val="24"/>
+                <w:szCs w:val="24"/>
+                <w:rtl w:val="0"/>
+              </w:rPr>
+              <w:t xml:space="preserve">Error certainty (Criteria)</w:t>
+            </w:r>
+          </w:p>
+        </w:tc>
+        <w:tc>
+          <w:tcPr>
+            <w:shd w:fill="auto" w:val="clear"/>
+            <w:tcMar>
+              <w:top w:w="100.0" w:type="dxa"/>
+              <w:left w:w="100.0" w:type="dxa"/>
+              <w:bottom w:w="100.0" w:type="dxa"/>
+              <w:right w:w="100.0" w:type="dxa"/>
+            </w:tcMar>
+            <w:vAlign w:val="top"/>
+          </w:tcPr>
+          <w:p>
+            <w:pPr>
+              <w:keepNext w:val="0"/>
+              <w:keepLines w:val="0"/>
+              <w:pageBreakBefore w:val="0"/>
+              <w:widowControl w:val="0"/>
+              <w:pBdr>
+                <w:top w:space="0" w:sz="0" w:val="nil"/>
+                <w:left w:space="0" w:sz="0" w:val="nil"/>
+                <w:bottom w:space="0" w:sz="0" w:val="nil"/>
+                <w:right w:space="0" w:sz="0" w:val="nil"/>
+                <w:between w:space="0" w:sz="0" w:val="nil"/>
+              </w:pBdr>
+              <w:shd w:fill="auto" w:val="clear"/>
+              <w:spacing w:after="0" w:before="0" w:line="240" w:lineRule="auto"/>
+              <w:ind w:left="0" w:right="0" w:firstLine="0"/>
+              <w:jc w:val="left"/>
+              <w:rPr>
+                <w:rFonts w:ascii="Roboto" w:cs="Roboto" w:eastAsia="Roboto" w:hAnsi="Roboto"/>
+                <w:b w:val="1"/>
+                <w:bCs w:val="1"/>
+                <w:sz w:val="24"/>
+                <w:szCs w:val="24"/>
+              </w:rPr>
+            </w:pPr>
+            <w:r>
+              <w:rPr>
+                <w:rFonts w:ascii="Roboto" w:cs="Roboto" w:eastAsia="Roboto" w:hAnsi="Roboto"/>
+                <w:b w:val="1"/>
+                <w:bCs w:val="1"/>
+                <w:sz w:val="24"/>
+                <w:szCs w:val="24"/>
+                <w:rtl w:val="0"/>
+              </w:rPr>
+              <w:t xml:space="preserve">Error severity (Application)</w:t>
+            </w:r>
+          </w:p>
+        </w:tc>
+      </w:tr>
+      <w:tr>
+        <w:trPr>
+          <w:cantSplit w:val="0"/>
+          <w:tblHeader w:val="0"/>
+        </w:trPr>
+        <w:tc>
+          <w:tcPr>
+            <w:shd w:fill="auto" w:val="clear"/>
+            <w:tcMar>
+              <w:top w:w="100.0" w:type="dxa"/>
+              <w:left w:w="100.0" w:type="dxa"/>
+              <w:bottom w:w="100.0" w:type="dxa"/>
+              <w:right w:w="100.0" w:type="dxa"/>
+            </w:tcMar>
+            <w:vAlign w:val="top"/>
+          </w:tcPr>
+          <w:p>
+            <w:pPr>
+              <w:keepNext w:val="0"/>
+              <w:keepLines w:val="0"/>
+              <w:pageBreakBefore w:val="0"/>
+              <w:widowControl w:val="0"/>
+              <w:pBdr>
+                <w:top w:space="0" w:sz="0" w:val="nil"/>
+                <w:left w:space="0" w:sz="0" w:val="nil"/>
+                <w:bottom w:space="0" w:sz="0" w:val="nil"/>
+                <w:right w:space="0" w:sz="0" w:val="nil"/>
+                <w:between w:space="0" w:sz="0" w:val="nil"/>
+              </w:pBdr>
+              <w:shd w:fill="auto" w:val="clear"/>
+              <w:spacing w:after="0" w:before="0" w:line="240" w:lineRule="auto"/>
+              <w:ind w:left="0" w:right="0" w:firstLine="0"/>
+              <w:jc w:val="left"/>
+              <w:rPr>
+                <w:rFonts w:ascii="Roboto" w:cs="Roboto" w:eastAsia="Roboto" w:hAnsi="Roboto"/>
+                <w:sz w:val="24"/>
+                <w:szCs w:val="24"/>
+              </w:rPr>
+            </w:pPr>
+            <w:r>
+              <w:rPr>
+                <w:rFonts w:ascii="Roboto" w:cs="Roboto" w:eastAsia="Roboto" w:hAnsi="Roboto"/>
+                <w:sz w:val="24"/>
+                <w:szCs w:val="24"/>
+                <w:rtl w:val="0"/>
+              </w:rPr>
+              <w:t xml:space="preserve">High</w:t>
+            </w:r>
+          </w:p>
+        </w:tc>
+        <w:tc>
+          <w:tcPr>
+            <w:shd w:fill="auto" w:val="clear"/>
+            <w:tcMar>
+              <w:top w:w="100.0" w:type="dxa"/>
+              <w:left w:w="100.0" w:type="dxa"/>
+              <w:bottom w:w="100.0" w:type="dxa"/>
+              <w:right w:w="100.0" w:type="dxa"/>
+            </w:tcMar>
+            <w:vAlign w:val="top"/>
+          </w:tcPr>
+          <w:p>
+            <w:pPr>
+              <w:keepNext w:val="0"/>
+              <w:keepLines w:val="0"/>
+              <w:pageBreakBefore w:val="0"/>
+              <w:widowControl w:val="0"/>
+              <w:pBdr>
+                <w:top w:space="0" w:sz="0" w:val="nil"/>
+                <w:left w:space="0" w:sz="0" w:val="nil"/>
+                <w:bottom w:space="0" w:sz="0" w:val="nil"/>
+                <w:right w:space="0" w:sz="0" w:val="nil"/>
+                <w:between w:space="0" w:sz="0" w:val="nil"/>
+              </w:pBdr>
+              <w:shd w:fill="auto" w:val="clear"/>
+              <w:spacing w:after="0" w:before="0" w:line="240" w:lineRule="auto"/>
+              <w:ind w:left="0" w:right="0" w:firstLine="0"/>
+              <w:jc w:val="left"/>
+              <w:rPr>
+                <w:rFonts w:ascii="Roboto" w:cs="Roboto" w:eastAsia="Roboto" w:hAnsi="Roboto"/>
+                <w:sz w:val="24"/>
+                <w:szCs w:val="24"/>
+              </w:rPr>
+            </w:pPr>
+            <w:r>
+              <w:rPr>
+                <w:rFonts w:ascii="Roboto" w:cs="Roboto" w:eastAsia="Roboto" w:hAnsi="Roboto"/>
+                <w:sz w:val="24"/>
+                <w:szCs w:val="24"/>
+                <w:rtl w:val="0"/>
+              </w:rPr>
+              <w:t xml:space="preserve">I want to only identify criteria that consistently lead to errors in most contexts.</w:t>
+            </w:r>
+          </w:p>
+        </w:tc>
+        <w:tc>
+          <w:tcPr>
+            <w:shd w:fill="auto" w:val="clear"/>
+            <w:tcMar>
+              <w:top w:w="100.0" w:type="dxa"/>
+              <w:left w:w="100.0" w:type="dxa"/>
+              <w:bottom w:w="100.0" w:type="dxa"/>
+              <w:right w:w="100.0" w:type="dxa"/>
+            </w:tcMar>
+            <w:vAlign w:val="top"/>
+          </w:tcPr>
+          <w:p>
+            <w:pPr>
+              <w:keepNext w:val="0"/>
+              <w:keepLines w:val="0"/>
+              <w:pageBreakBefore w:val="0"/>
+              <w:widowControl w:val="0"/>
+              <w:pBdr>
+                <w:top w:space="0" w:sz="0" w:val="nil"/>
+                <w:left w:space="0" w:sz="0" w:val="nil"/>
+                <w:bottom w:space="0" w:sz="0" w:val="nil"/>
+                <w:right w:space="0" w:sz="0" w:val="nil"/>
+                <w:between w:space="0" w:sz="0" w:val="nil"/>
+              </w:pBdr>
+              <w:shd w:fill="auto" w:val="clear"/>
+              <w:spacing w:after="0" w:before="0" w:line="240" w:lineRule="auto"/>
+              <w:ind w:left="0" w:right="0" w:firstLine="0"/>
+              <w:jc w:val="left"/>
+              <w:rPr>
+                <w:rFonts w:ascii="Roboto" w:cs="Roboto" w:eastAsia="Roboto" w:hAnsi="Roboto"/>
+                <w:sz w:val="24"/>
+                <w:szCs w:val="24"/>
+              </w:rPr>
+            </w:pPr>
+            <w:r>
+              <w:rPr>
+                <w:rFonts w:ascii="Roboto" w:cs="Roboto" w:eastAsia="Roboto" w:hAnsi="Roboto"/>
+                <w:sz w:val="24"/>
+                <w:szCs w:val="24"/>
+                <w:rtl w:val="0"/>
+              </w:rPr>
+              <w:t xml:space="preserve">I only want to identify criteria that could produce the wrong decision if violated.</w:t>
+            </w:r>
+          </w:p>
+        </w:tc>
+      </w:tr>
+      <w:tr>
+        <w:trPr>
+          <w:cantSplit w:val="0"/>
+          <w:tblHeader w:val="0"/>
+        </w:trPr>
+        <w:tc>
+          <w:tcPr>
+            <w:shd w:fill="auto" w:val="clear"/>
+            <w:tcMar>
+              <w:top w:w="100.0" w:type="dxa"/>
+              <w:left w:w="100.0" w:type="dxa"/>
+              <w:bottom w:w="100.0" w:type="dxa"/>
+              <w:right w:w="100.0" w:type="dxa"/>
+            </w:tcMar>
+            <w:vAlign w:val="top"/>
+          </w:tcPr>
+          <w:p>
+            <w:pPr>
+              <w:keepNext w:val="0"/>
+              <w:keepLines w:val="0"/>
+              <w:pageBreakBefore w:val="0"/>
+              <w:widowControl w:val="0"/>
+              <w:pBdr>
+                <w:top w:space="0" w:sz="0" w:val="nil"/>
+                <w:left w:space="0" w:sz="0" w:val="nil"/>
+                <w:bottom w:space="0" w:sz="0" w:val="nil"/>
+                <w:right w:space="0" w:sz="0" w:val="nil"/>
+                <w:between w:space="0" w:sz="0" w:val="nil"/>
+              </w:pBdr>
+              <w:shd w:fill="auto" w:val="clear"/>
+              <w:spacing w:after="0" w:before="0" w:line="240" w:lineRule="auto"/>
+              <w:ind w:left="0" w:right="0" w:firstLine="0"/>
+              <w:jc w:val="left"/>
+              <w:rPr>
+                <w:rFonts w:ascii="Roboto" w:cs="Roboto" w:eastAsia="Roboto" w:hAnsi="Roboto"/>
+                <w:sz w:val="24"/>
+                <w:szCs w:val="24"/>
+              </w:rPr>
+            </w:pPr>
+            <w:r>
+              <w:rPr>
+                <w:rFonts w:ascii="Roboto" w:cs="Roboto" w:eastAsia="Roboto" w:hAnsi="Roboto"/>
+                <w:sz w:val="24"/>
+                <w:szCs w:val="24"/>
+                <w:rtl w:val="0"/>
+              </w:rPr>
+              <w:t xml:space="preserve">Medium</w:t>
+            </w:r>
+          </w:p>
+        </w:tc>
+        <w:tc>
+          <w:tcPr>
+            <w:shd w:fill="auto" w:val="clear"/>
+            <w:tcMar>
+              <w:top w:w="100.0" w:type="dxa"/>
+              <w:left w:w="100.0" w:type="dxa"/>
+              <w:bottom w:w="100.0" w:type="dxa"/>
+              <w:right w:w="100.0" w:type="dxa"/>
+            </w:tcMar>
+            <w:vAlign w:val="top"/>
+          </w:tcPr>
+          <w:p>
+            <w:pPr>
+              <w:widowControl w:val="0"/>
+              <w:spacing w:line="240" w:lineRule="auto"/>
+              <w:rPr>
+                <w:rFonts w:ascii="Roboto" w:cs="Roboto" w:eastAsia="Roboto" w:hAnsi="Roboto"/>
+                <w:sz w:val="24"/>
+                <w:szCs w:val="24"/>
+              </w:rPr>
+            </w:pPr>
+            <w:r>
+              <w:rPr>
+                <w:rFonts w:ascii="Roboto" w:cs="Roboto" w:eastAsia="Roboto" w:hAnsi="Roboto"/>
+                <w:sz w:val="24"/>
+                <w:szCs w:val="24"/>
+                <w:rtl w:val="0"/>
+              </w:rPr>
+              <w:t xml:space="preserve">I want to identify criteria that consistently lead to errors in most contexts </w:t>
+            </w:r>
+            <w:r>
+              <w:rPr>
+                <w:rFonts w:ascii="Roboto" w:cs="Roboto" w:eastAsia="Roboto" w:hAnsi="Roboto"/>
+                <w:b w:val="1"/>
+                <w:bCs w:val="1"/>
+                <w:sz w:val="24"/>
+                <w:szCs w:val="24"/>
+                <w:rtl w:val="0"/>
+              </w:rPr>
+              <w:t xml:space="preserve">AND </w:t>
+            </w:r>
+            <w:r>
+              <w:rPr>
+                <w:rFonts w:ascii="Roboto" w:cs="Roboto" w:eastAsia="Roboto" w:hAnsi="Roboto"/>
+                <w:sz w:val="24"/>
+                <w:szCs w:val="24"/>
+                <w:rtl w:val="0"/>
+              </w:rPr>
+              <w:t xml:space="preserve">those that will lead</w:t>
+            </w:r>
+            <w:r>
+              <w:rPr>
+                <w:rFonts w:ascii="Roboto" w:cs="Roboto" w:eastAsia="Roboto" w:hAnsi="Roboto"/>
+                <w:sz w:val="24"/>
+                <w:szCs w:val="24"/>
+                <w:rtl w:val="0"/>
+              </w:rPr>
+              <w:t xml:space="preserve"> errors depending on ecological, sampling, or modelling context.</w:t>
+            </w:r>
+          </w:p>
+        </w:tc>
+        <w:tc>
+          <w:tcPr>
+            <w:shd w:fill="auto" w:val="clear"/>
+            <w:tcMar>
+              <w:top w:w="100.0" w:type="dxa"/>
+              <w:left w:w="100.0" w:type="dxa"/>
+              <w:bottom w:w="100.0" w:type="dxa"/>
+              <w:right w:w="100.0" w:type="dxa"/>
+            </w:tcMar>
+            <w:vAlign w:val="top"/>
+          </w:tcPr>
+          <w:p>
+            <w:pPr>
+              <w:keepNext w:val="0"/>
+              <w:keepLines w:val="0"/>
+              <w:pageBreakBefore w:val="0"/>
+              <w:widowControl w:val="0"/>
+              <w:pBdr>
+                <w:top w:space="0" w:sz="0" w:val="nil"/>
+                <w:left w:space="0" w:sz="0" w:val="nil"/>
+                <w:bottom w:space="0" w:sz="0" w:val="nil"/>
+                <w:right w:space="0" w:sz="0" w:val="nil"/>
+                <w:between w:space="0" w:sz="0" w:val="nil"/>
+              </w:pBdr>
+              <w:shd w:fill="auto" w:val="clear"/>
+              <w:spacing w:after="0" w:before="0" w:line="240" w:lineRule="auto"/>
+              <w:ind w:left="0" w:right="0" w:firstLine="0"/>
+              <w:jc w:val="left"/>
+              <w:rPr>
+                <w:rFonts w:ascii="Roboto" w:cs="Roboto" w:eastAsia="Roboto" w:hAnsi="Roboto"/>
+                <w:sz w:val="24"/>
+                <w:szCs w:val="24"/>
+              </w:rPr>
+            </w:pPr>
+            <w:r>
+              <w:rPr>
+                <w:rFonts w:ascii="Roboto" w:cs="Roboto" w:eastAsia="Roboto" w:hAnsi="Roboto"/>
+                <w:sz w:val="24"/>
+                <w:szCs w:val="24"/>
+                <w:rtl w:val="0"/>
+              </w:rPr>
+              <w:t xml:space="preserve">I want to identify criteria that could produce the wrong decision </w:t>
+            </w:r>
+            <w:r>
+              <w:rPr>
+                <w:rFonts w:ascii="Roboto" w:cs="Roboto" w:eastAsia="Roboto" w:hAnsi="Roboto"/>
+                <w:b w:val="1"/>
+                <w:bCs w:val="1"/>
+                <w:sz w:val="24"/>
+                <w:szCs w:val="24"/>
+                <w:rtl w:val="0"/>
+              </w:rPr>
+              <w:t xml:space="preserve">AND </w:t>
+            </w:r>
+            <w:r>
+              <w:rPr>
+                <w:rFonts w:ascii="Roboto" w:cs="Roboto" w:eastAsia="Roboto" w:hAnsi="Roboto"/>
+                <w:sz w:val="24"/>
+                <w:szCs w:val="24"/>
+                <w:rtl w:val="0"/>
+              </w:rPr>
+              <w:t xml:space="preserve">those that</w:t>
+            </w:r>
+            <w:r>
+              <w:rPr>
+                <w:rFonts w:ascii="Roboto" w:cs="Roboto" w:eastAsia="Roboto" w:hAnsi="Roboto"/>
+                <w:sz w:val="24"/>
+                <w:szCs w:val="24"/>
+                <w:rtl w:val="0"/>
+              </w:rPr>
+              <w:t xml:space="preserve"> reduce the quality, robustness, precision, or defensibility of the decision if violated.</w:t>
+            </w:r>
+          </w:p>
+        </w:tc>
+      </w:tr>
+      <w:tr>
+        <w:trPr>
+          <w:cantSplit w:val="0"/>
+          <w:tblHeader w:val="0"/>
+        </w:trPr>
+        <w:tc>
+          <w:tcPr>
+            <w:shd w:fill="auto" w:val="clear"/>
+            <w:tcMar>
+              <w:top w:w="100.0" w:type="dxa"/>
+              <w:left w:w="100.0" w:type="dxa"/>
+              <w:bottom w:w="100.0" w:type="dxa"/>
+              <w:right w:w="100.0" w:type="dxa"/>
+            </w:tcMar>
+            <w:vAlign w:val="top"/>
+          </w:tcPr>
+          <w:p>
+            <w:pPr>
+              <w:keepNext w:val="0"/>
+              <w:keepLines w:val="0"/>
+              <w:pageBreakBefore w:val="0"/>
+              <w:widowControl w:val="0"/>
+              <w:pBdr>
+                <w:top w:space="0" w:sz="0" w:val="nil"/>
+                <w:left w:space="0" w:sz="0" w:val="nil"/>
+                <w:bottom w:space="0" w:sz="0" w:val="nil"/>
+                <w:right w:space="0" w:sz="0" w:val="nil"/>
+                <w:between w:space="0" w:sz="0" w:val="nil"/>
+              </w:pBdr>
+              <w:shd w:fill="auto" w:val="clear"/>
+              <w:spacing w:after="0" w:before="0" w:line="240" w:lineRule="auto"/>
+              <w:ind w:left="0" w:right="0" w:firstLine="0"/>
+              <w:jc w:val="left"/>
+              <w:rPr>
+                <w:rFonts w:ascii="Roboto" w:cs="Roboto" w:eastAsia="Roboto" w:hAnsi="Roboto"/>
+                <w:sz w:val="24"/>
+                <w:szCs w:val="24"/>
+              </w:rPr>
+            </w:pPr>
+            <w:r>
+              <w:rPr>
+                <w:rFonts w:ascii="Roboto" w:cs="Roboto" w:eastAsia="Roboto" w:hAnsi="Roboto"/>
+                <w:sz w:val="24"/>
+                <w:szCs w:val="24"/>
+                <w:rtl w:val="0"/>
+              </w:rPr>
+              <w:t xml:space="preserve">Low</w:t>
+            </w:r>
+          </w:p>
+        </w:tc>
+        <w:tc>
+          <w:tcPr>
+            <w:shd w:fill="auto" w:val="clear"/>
+            <w:tcMar>
+              <w:top w:w="100.0" w:type="dxa"/>
+              <w:left w:w="100.0" w:type="dxa"/>
+              <w:bottom w:w="100.0" w:type="dxa"/>
+              <w:right w:w="100.0" w:type="dxa"/>
+            </w:tcMar>
+            <w:vAlign w:val="top"/>
+          </w:tcPr>
+          <w:p>
+            <w:pPr>
+              <w:keepNext w:val="0"/>
+              <w:keepLines w:val="0"/>
+              <w:pageBreakBefore w:val="0"/>
+              <w:widowControl w:val="0"/>
+              <w:pBdr>
+                <w:top w:space="0" w:sz="0" w:val="nil"/>
+                <w:left w:space="0" w:sz="0" w:val="nil"/>
+                <w:bottom w:space="0" w:sz="0" w:val="nil"/>
+                <w:right w:space="0" w:sz="0" w:val="nil"/>
+                <w:between w:space="0" w:sz="0" w:val="nil"/>
+              </w:pBdr>
+              <w:shd w:fill="auto" w:val="clear"/>
+              <w:spacing w:after="0" w:before="0" w:line="240" w:lineRule="auto"/>
+              <w:ind w:left="0" w:right="0" w:firstLine="0"/>
+              <w:jc w:val="left"/>
+              <w:rPr>
+                <w:rFonts w:ascii="Roboto" w:cs="Roboto" w:eastAsia="Roboto" w:hAnsi="Roboto"/>
+                <w:sz w:val="24"/>
+                <w:szCs w:val="24"/>
+              </w:rPr>
+            </w:pPr>
+            <w:r>
+              <w:rPr>
+                <w:rFonts w:ascii="Roboto" w:cs="Roboto" w:eastAsia="Roboto" w:hAnsi="Roboto"/>
+                <w:sz w:val="24"/>
+                <w:szCs w:val="24"/>
+                <w:rtl w:val="0"/>
+              </w:rPr>
+              <w:t xml:space="preserve">I want to identify all potential criteria, including those that are less likely to lead to errors.</w:t>
+            </w:r>
+          </w:p>
+        </w:tc>
+        <w:tc>
+          <w:tcPr>
+            <w:shd w:fill="auto" w:val="clear"/>
+            <w:tcMar>
+              <w:top w:w="100.0" w:type="dxa"/>
+              <w:left w:w="100.0" w:type="dxa"/>
+              <w:bottom w:w="100.0" w:type="dxa"/>
+              <w:right w:w="100.0" w:type="dxa"/>
+            </w:tcMar>
+            <w:vAlign w:val="top"/>
+          </w:tcPr>
+          <w:p>
+            <w:pPr>
+              <w:keepNext w:val="0"/>
+              <w:keepLines w:val="0"/>
+              <w:pageBreakBefore w:val="0"/>
+              <w:widowControl w:val="0"/>
+              <w:pBdr>
+                <w:top w:space="0" w:sz="0" w:val="nil"/>
+                <w:left w:space="0" w:sz="0" w:val="nil"/>
+                <w:bottom w:space="0" w:sz="0" w:val="nil"/>
+                <w:right w:space="0" w:sz="0" w:val="nil"/>
+                <w:between w:space="0" w:sz="0" w:val="nil"/>
+              </w:pBdr>
+              <w:shd w:fill="auto" w:val="clear"/>
+              <w:spacing w:after="0" w:before="0" w:line="240" w:lineRule="auto"/>
+              <w:ind w:left="0" w:right="0" w:firstLine="0"/>
+              <w:jc w:val="left"/>
+              <w:rPr>
+                <w:rFonts w:ascii="Roboto" w:cs="Roboto" w:eastAsia="Roboto" w:hAnsi="Roboto"/>
+                <w:sz w:val="24"/>
+                <w:szCs w:val="24"/>
+              </w:rPr>
+            </w:pPr>
+            <w:r>
+              <w:rPr>
+                <w:rFonts w:ascii="Roboto" w:cs="Roboto" w:eastAsia="Roboto" w:hAnsi="Roboto"/>
+                <w:sz w:val="24"/>
+                <w:szCs w:val="24"/>
+                <w:rtl w:val="0"/>
+              </w:rPr>
+              <w:t xml:space="preserve">I want to identify criteria that could produce the wrong decision </w:t>
+            </w:r>
+            <w:r>
+              <w:rPr>
+                <w:rFonts w:ascii="Roboto" w:cs="Roboto" w:eastAsia="Roboto" w:hAnsi="Roboto"/>
+                <w:b w:val="1"/>
+                <w:bCs w:val="1"/>
+                <w:sz w:val="24"/>
+                <w:szCs w:val="24"/>
+                <w:rtl w:val="0"/>
+              </w:rPr>
+              <w:t xml:space="preserve">AND </w:t>
+            </w:r>
+            <w:r>
+              <w:rPr>
+                <w:rFonts w:ascii="Roboto" w:cs="Roboto" w:eastAsia="Roboto" w:hAnsi="Roboto"/>
+                <w:sz w:val="24"/>
+                <w:szCs w:val="24"/>
+                <w:rtl w:val="0"/>
+              </w:rPr>
+              <w:t xml:space="preserve">those that reduce the quality, robustness, precision, or defensibility of the decision if violated </w:t>
+            </w:r>
+            <w:r>
+              <w:rPr>
+                <w:rFonts w:ascii="Roboto" w:cs="Roboto" w:eastAsia="Roboto" w:hAnsi="Roboto"/>
+                <w:b w:val="1"/>
+                <w:bCs w:val="1"/>
+                <w:sz w:val="24"/>
+                <w:szCs w:val="24"/>
+                <w:rtl w:val="0"/>
+              </w:rPr>
+              <w:t xml:space="preserve">AND </w:t>
+            </w:r>
+            <w:r>
+              <w:rPr>
+                <w:rFonts w:ascii="Roboto" w:cs="Roboto" w:eastAsia="Roboto" w:hAnsi="Roboto"/>
+                <w:sz w:val="24"/>
+                <w:szCs w:val="24"/>
+                <w:rtl w:val="0"/>
+              </w:rPr>
+              <w:t xml:space="preserve">those that</w:t>
+            </w:r>
+            <w:r>
+              <w:rPr>
+                <w:rFonts w:ascii="Roboto" w:cs="Roboto" w:eastAsia="Roboto" w:hAnsi="Roboto"/>
+                <w:sz w:val="24"/>
+                <w:szCs w:val="24"/>
+                <w:rtl w:val="0"/>
+              </w:rPr>
+              <w:t xml:space="preserve"> waste time, money, or effort if violated.</w:t>
+            </w:r>
+          </w:p>
+        </w:tc>
+      </w:tr>
+    </w:tbl>
+    <w:p>
+      <w:pPr>
+        <w:rPr>
+          <w:rFonts w:ascii="Roboto" w:cs="Roboto" w:eastAsia="Roboto" w:hAnsi="Roboto"/>
+          <w:sz w:val="24"/>
+          <w:szCs w:val="24"/>
+        </w:rPr>
+      </w:pPr>
+      <w:r>
+        <w:rPr>
+          <w:rtl w:val="0"/>
+        </w:rPr>
+      </w:r>
+    </w:p>
+    <w:p>
+      <w:pPr>
+        <w:ind w:left="0" w:firstLine="0"/>
+        <w:rPr>
+          <w:rFonts w:ascii="Roboto" w:cs="Roboto" w:eastAsia="Roboto" w:hAnsi="Roboto"/>
+          <w:b w:val="1"/>
+          <w:bCs w:val="1"/>
+          <w:sz w:val="24"/>
+          <w:szCs w:val="24"/>
+        </w:rPr>
+      </w:pPr>
+      <w:r>
+        <w:rPr>
+          <w:rFonts w:ascii="Roboto" w:cs="Roboto" w:eastAsia="Roboto" w:hAnsi="Roboto"/>
+          <w:b w:val="1"/>
+          <w:bCs w:val="1"/>
+          <w:sz w:val="24"/>
+          <w:szCs w:val="24"/>
+          <w:rtl w:val="0"/>
+        </w:rPr>
+        <w:t xml:space="preserve">Step B. Explore the relevant criteria</w:t>
+      </w:r>
+    </w:p>
+    <w:p>
+      <w:pPr>
+        <w:ind w:left="0" w:firstLine="0"/>
+        <w:rPr>
+          <w:rFonts w:ascii="Roboto" w:cs="Roboto" w:eastAsia="Roboto" w:hAnsi="Roboto"/>
+          <w:sz w:val="24"/>
+          <w:szCs w:val="24"/>
+        </w:rPr>
+      </w:pPr>
+      <w:r>
+        <w:rPr>
+          <w:rFonts w:ascii="Roboto" w:cs="Roboto" w:eastAsia="Roboto" w:hAnsi="Roboto"/>
+          <w:sz w:val="24"/>
+          <w:szCs w:val="24"/>
+          <w:rtl w:val="0"/>
+        </w:rPr>
+        <w:t xml:space="preserve">View the “Applicable Criteria” tab to learn more about the modelling criteria that are relevant to your model use scenario, based on your selection. Learn which components of the modeling cycle are affected, the effects of criteria violation in terms of omission and commission errors, and what can be done to satisfy those criteria.</w:t>
+      </w:r>
+    </w:p>
+    <w:p>
+      <w:pPr>
+        <w:ind w:left="0" w:firstLine="0"/>
+        <w:rPr>
+          <w:rFonts w:ascii="Roboto" w:cs="Roboto" w:eastAsia="Roboto" w:hAnsi="Roboto"/>
+          <w:b w:val="1"/>
+          <w:bCs w:val="1"/>
+          <w:sz w:val="24"/>
+          <w:szCs w:val="24"/>
+        </w:rPr>
+      </w:pPr>
+      <w:r>
+        <w:rPr>
+          <w:rtl w:val="0"/>
+        </w:rPr>
+      </w:r>
+    </w:p>
+    <w:p>
+      <w:pPr>
+        <w:ind w:left="0" w:firstLine="0"/>
+        <w:rPr>
+          <w:rFonts w:ascii="Roboto" w:cs="Roboto" w:eastAsia="Roboto" w:hAnsi="Roboto"/>
+          <w:sz w:val="24"/>
+          <w:szCs w:val="24"/>
+        </w:rPr>
+      </w:pPr>
+      <w:r>
+        <w:rPr>
+          <w:rFonts w:ascii="Roboto" w:cs="Roboto" w:eastAsia="Roboto" w:hAnsi="Roboto"/>
+          <w:b w:val="1"/>
+          <w:bCs w:val="1"/>
+          <w:sz w:val="24"/>
+          <w:szCs w:val="24"/>
+          <w:rtl w:val="0"/>
+        </w:rPr>
+        <w:t xml:space="preserve">Step C: Download a report</w:t>
+      </w:r>
+      <w:r>
+        <w:rPr>
+          <w:rtl w:val="0"/>
+        </w:rPr>
+      </w:r>
+    </w:p>
+    <w:p>
+      <w:pPr>
+        <w:jc w:val="both"/>
+        <w:rPr>
+          <w:rFonts w:ascii="Roboto" w:cs="Roboto" w:eastAsia="Roboto" w:hAnsi="Roboto"/>
+          <w:sz w:val="24"/>
+          <w:szCs w:val="24"/>
+        </w:rPr>
+      </w:pPr>
+      <w:r>
+        <w:rPr>
+          <w:rFonts w:ascii="Roboto" w:cs="Roboto" w:eastAsia="Roboto" w:hAnsi="Roboto"/>
+          <w:sz w:val="24"/>
+          <w:szCs w:val="24"/>
+          <w:rtl w:val="0"/>
+        </w:rPr>
+        <w:t xml:space="preserve">Your selected model use and criteria results can be downloaded as a report in either .doc or .csv format.</w:t>
       </w:r>
     </w:p>
     <w:p>
@@ -315,296 +1313,23 @@
         <w:spacing w:after="120" w:lineRule="auto"/>
         <w:rPr>
           <w:rFonts w:ascii="Roboto" w:cs="Roboto" w:eastAsia="Roboto" w:hAnsi="Roboto"/>
-          <w:color w:val="351c75"/>
-        </w:rPr>
-      </w:pPr>
-      <w:bookmarkStart w:colFirst="0" w:colLast="0" w:name="_qujqpe9qcigb" w:id="5"/>
-      <w:bookmarkEnd w:id="5"/>
-      <w:r>
-        <w:rPr>
-          <w:rFonts w:ascii="Roboto" w:cs="Roboto" w:eastAsia="Roboto" w:hAnsi="Roboto"/>
-          <w:color w:val="351c75"/>
-          <w:rtl w:val="0"/>
-        </w:rPr>
-        <w:t xml:space="preserve">How to proceed?</w:t>
-      </w:r>
-    </w:p>
-    <w:p>
-      <w:pPr>
-        <w:shd w:fill="fdfdfd" w:val="clear"/>
-        <w:spacing w:after="120" w:lineRule="auto"/>
-        <w:rPr>
-          <w:rFonts w:ascii="Roboto" w:cs="Roboto" w:eastAsia="Roboto" w:hAnsi="Roboto"/>
-          <w:color w:val="212529"/>
-          <w:sz w:val="24"/>
-          <w:szCs w:val="24"/>
-        </w:rPr>
-      </w:pPr>
-      <w:r>
-        <w:rPr>
-          <w:rFonts w:ascii="Roboto" w:cs="Roboto" w:eastAsia="Roboto" w:hAnsi="Roboto"/>
-          <w:color w:val="212529"/>
-          <w:sz w:val="24"/>
-          <w:szCs w:val="24"/>
-          <w:rtl w:val="0"/>
-        </w:rPr>
-        <w:t xml:space="preserve">Follow these steps to identify the most significant criteria for evaluating model reliability and utility for a specific model application.</w:t>
-      </w:r>
-    </w:p>
-    <w:p>
-      <w:pPr>
-        <w:ind w:left="0" w:firstLine="0"/>
-        <w:rPr>
-          <w:rFonts w:ascii="Roboto" w:cs="Roboto" w:eastAsia="Roboto" w:hAnsi="Roboto"/>
-          <w:sz w:val="24"/>
-          <w:szCs w:val="24"/>
-        </w:rPr>
-      </w:pPr>
-      <w:r>
-        <w:rPr>
-          <w:rFonts w:ascii="Roboto" w:cs="Roboto" w:eastAsia="Roboto" w:hAnsi="Roboto"/>
-          <w:b w:val="1"/>
-          <w:bCs w:val="1"/>
-          <w:sz w:val="24"/>
-          <w:szCs w:val="24"/>
-          <w:rtl w:val="0"/>
-        </w:rPr>
-        <w:t xml:space="preserve">1. </w:t>
-      </w:r>
-      <w:r>
-        <w:rPr>
-          <w:rFonts w:ascii="Roboto" w:cs="Roboto" w:eastAsia="Roboto" w:hAnsi="Roboto"/>
-          <w:b w:val="1"/>
-          <w:bCs w:val="1"/>
-          <w:sz w:val="24"/>
-          <w:szCs w:val="24"/>
-          <w:rtl w:val="0"/>
-        </w:rPr>
-        <w:t xml:space="preserve">Select the model application</w:t>
-      </w:r>
-      <w:r>
-        <w:rPr>
-          <w:rFonts w:ascii="Roboto" w:cs="Roboto" w:eastAsia="Roboto" w:hAnsi="Roboto"/>
-          <w:sz w:val="24"/>
-          <w:szCs w:val="24"/>
-          <w:rtl w:val="0"/>
-        </w:rPr>
-        <w:t xml:space="preserve">:</w:t>
-      </w:r>
-    </w:p>
-    <w:p>
-      <w:pPr>
-        <w:jc w:val="both"/>
-        <w:rPr>
-          <w:rFonts w:ascii="Roboto" w:cs="Roboto" w:eastAsia="Roboto" w:hAnsi="Roboto"/>
-          <w:sz w:val="24"/>
-          <w:szCs w:val="24"/>
-        </w:rPr>
-      </w:pPr>
-      <w:r>
-        <w:rPr>
-          <w:rFonts w:ascii="Roboto" w:cs="Roboto" w:eastAsia="Roboto" w:hAnsi="Roboto"/>
-          <w:sz w:val="24"/>
-          <w:szCs w:val="24"/>
-          <w:rtl w:val="0"/>
-        </w:rPr>
-        <w:t xml:space="preserve">There is a comprehensive inventory of SDMs applications organized in broad primary categories and specific subcategories. Choose the best category/subcategory that accommodates your needs.</w:t>
-      </w:r>
-    </w:p>
-    <w:p>
-      <w:pPr>
-        <w:ind w:left="0" w:firstLine="0"/>
-        <w:rPr>
-          <w:rFonts w:ascii="Roboto" w:cs="Roboto" w:eastAsia="Roboto" w:hAnsi="Roboto"/>
-          <w:b w:val="1"/>
-          <w:bCs w:val="1"/>
-          <w:sz w:val="24"/>
-          <w:szCs w:val="24"/>
-        </w:rPr>
-      </w:pPr>
-      <w:r>
-        <w:rPr>
-          <w:rtl w:val="0"/>
-        </w:rPr>
-      </w:r>
-    </w:p>
-    <w:p>
-      <w:pPr>
-        <w:ind w:left="0" w:firstLine="0"/>
-        <w:rPr>
-          <w:rFonts w:ascii="Roboto" w:cs="Roboto" w:eastAsia="Roboto" w:hAnsi="Roboto"/>
-          <w:sz w:val="24"/>
-          <w:szCs w:val="24"/>
-        </w:rPr>
-      </w:pPr>
-      <w:r>
-        <w:rPr>
-          <w:rFonts w:ascii="Roboto" w:cs="Roboto" w:eastAsia="Roboto" w:hAnsi="Roboto"/>
-          <w:b w:val="1"/>
-          <w:bCs w:val="1"/>
-          <w:sz w:val="24"/>
-          <w:szCs w:val="24"/>
-          <w:rtl w:val="0"/>
-        </w:rPr>
-        <w:t xml:space="preserve">2. Select Model Type</w:t>
-      </w:r>
-      <w:r>
-        <w:rPr>
-          <w:rFonts w:ascii="Roboto" w:cs="Roboto" w:eastAsia="Roboto" w:hAnsi="Roboto"/>
-          <w:sz w:val="24"/>
-          <w:szCs w:val="24"/>
-          <w:rtl w:val="0"/>
-        </w:rPr>
-        <w:t xml:space="preserve">:</w:t>
-      </w:r>
-    </w:p>
-    <w:p>
-      <w:pPr>
-        <w:jc w:val="both"/>
-        <w:rPr>
-          <w:rFonts w:ascii="Roboto" w:cs="Roboto" w:eastAsia="Roboto" w:hAnsi="Roboto"/>
-          <w:sz w:val="24"/>
-          <w:szCs w:val="24"/>
-        </w:rPr>
-      </w:pPr>
-      <w:r>
-        <w:rPr>
-          <w:rFonts w:ascii="Roboto" w:cs="Roboto" w:eastAsia="Roboto" w:hAnsi="Roboto"/>
-          <w:sz w:val="24"/>
-          <w:szCs w:val="24"/>
-          <w:rtl w:val="0"/>
-        </w:rPr>
-        <w:t xml:space="preserve">These are entry level operational categories that describe the general purpose of the model. Once you have selected the model application and model type, a description will be displayed in Tab2 (Selected Application Context).</w:t>
-      </w:r>
-    </w:p>
-    <w:p>
-      <w:pPr>
-        <w:ind w:left="0" w:firstLine="0"/>
-        <w:rPr>
-          <w:rFonts w:ascii="Roboto" w:cs="Roboto" w:eastAsia="Roboto" w:hAnsi="Roboto"/>
-          <w:sz w:val="24"/>
-          <w:szCs w:val="24"/>
-        </w:rPr>
-      </w:pPr>
-      <w:r>
-        <w:rPr>
-          <w:rtl w:val="0"/>
-        </w:rPr>
-      </w:r>
-    </w:p>
-    <w:p>
-      <w:pPr>
-        <w:ind w:left="0" w:firstLine="0"/>
-        <w:rPr>
-          <w:rFonts w:ascii="Roboto" w:cs="Roboto" w:eastAsia="Roboto" w:hAnsi="Roboto"/>
-          <w:sz w:val="24"/>
-          <w:szCs w:val="24"/>
-        </w:rPr>
-      </w:pPr>
-      <w:r>
-        <w:rPr>
-          <w:rFonts w:ascii="Roboto" w:cs="Roboto" w:eastAsia="Roboto" w:hAnsi="Roboto"/>
-          <w:b w:val="1"/>
-          <w:bCs w:val="1"/>
-          <w:sz w:val="24"/>
-          <w:szCs w:val="24"/>
-          <w:rtl w:val="0"/>
-        </w:rPr>
-        <w:t xml:space="preserve">3. Select the model performance outcome and the risk tolerance</w:t>
-      </w:r>
-      <w:r>
-        <w:rPr>
-          <w:rFonts w:ascii="Roboto" w:cs="Roboto" w:eastAsia="Roboto" w:hAnsi="Roboto"/>
-          <w:sz w:val="24"/>
-          <w:szCs w:val="24"/>
-          <w:rtl w:val="0"/>
-        </w:rPr>
-        <w:t xml:space="preserve">: </w:t>
-      </w:r>
-    </w:p>
-    <w:p>
-      <w:pPr>
-        <w:jc w:val="both"/>
-        <w:rPr>
-          <w:rFonts w:ascii="Roboto" w:cs="Roboto" w:eastAsia="Roboto" w:hAnsi="Roboto"/>
-          <w:sz w:val="24"/>
-          <w:szCs w:val="24"/>
-        </w:rPr>
-      </w:pPr>
-      <w:r>
-        <w:rPr>
-          <w:rFonts w:ascii="Roboto" w:cs="Roboto" w:eastAsia="Roboto" w:hAnsi="Roboto"/>
-          <w:sz w:val="24"/>
-          <w:szCs w:val="24"/>
-          <w:rtl w:val="0"/>
-        </w:rPr>
-        <w:t xml:space="preserve">Decide whether Omission errors or/and Commission errors carry heavier consequences. Then select the 'risk level' that dictates which type of error you are willing to tolerate. Once you have selected the performance outcome and the risk tolerance, a list of model criteria will be displayed in Tab3 (Applicable Criteria).</w:t>
-      </w:r>
-    </w:p>
-    <w:p>
-      <w:pPr>
-        <w:ind w:left="0" w:firstLine="0"/>
-        <w:rPr>
-          <w:rFonts w:ascii="Roboto" w:cs="Roboto" w:eastAsia="Roboto" w:hAnsi="Roboto"/>
-          <w:b w:val="1"/>
-          <w:bCs w:val="1"/>
-          <w:sz w:val="24"/>
-          <w:szCs w:val="24"/>
-        </w:rPr>
-      </w:pPr>
-      <w:r>
-        <w:rPr>
-          <w:rtl w:val="0"/>
-        </w:rPr>
-      </w:r>
-    </w:p>
-    <w:p>
-      <w:pPr>
-        <w:ind w:left="0" w:firstLine="0"/>
-        <w:rPr>
-          <w:rFonts w:ascii="Roboto" w:cs="Roboto" w:eastAsia="Roboto" w:hAnsi="Roboto"/>
-          <w:sz w:val="24"/>
-          <w:szCs w:val="24"/>
-        </w:rPr>
-      </w:pPr>
-      <w:r>
-        <w:rPr>
-          <w:rFonts w:ascii="Roboto" w:cs="Roboto" w:eastAsia="Roboto" w:hAnsi="Roboto"/>
-          <w:b w:val="1"/>
-          <w:bCs w:val="1"/>
-          <w:sz w:val="24"/>
-          <w:szCs w:val="24"/>
-          <w:rtl w:val="0"/>
-        </w:rPr>
-        <w:t xml:space="preserve">4. Generate and export your report</w:t>
-      </w:r>
-      <w:r>
-        <w:rPr>
-          <w:rFonts w:ascii="Roboto" w:cs="Roboto" w:eastAsia="Roboto" w:hAnsi="Roboto"/>
-          <w:sz w:val="24"/>
-          <w:szCs w:val="24"/>
-          <w:rtl w:val="0"/>
-        </w:rPr>
-        <w:t xml:space="preserve">:</w:t>
-      </w:r>
-    </w:p>
-    <w:p>
-      <w:pPr>
-        <w:jc w:val="both"/>
-        <w:rPr>
-          <w:rFonts w:ascii="Roboto" w:cs="Roboto" w:eastAsia="Roboto" w:hAnsi="Roboto"/>
-          <w:sz w:val="24"/>
-          <w:szCs w:val="24"/>
-        </w:rPr>
-      </w:pPr>
-      <w:r>
-        <w:rPr>
-          <w:rFonts w:ascii="Roboto" w:cs="Roboto" w:eastAsia="Roboto" w:hAnsi="Roboto"/>
-          <w:sz w:val="24"/>
-          <w:szCs w:val="24"/>
-          <w:rtl w:val="0"/>
-        </w:rPr>
-        <w:t xml:space="preserve">Your selected configurations and results will be compiled in Tab 4. You can download this summary in either .doc or .csv format. Use the dedicated fields in Tab 1 and Tab 2 to provide details about your case study. This information allows the app to generate a more customized and meaningful report.</w:t>
+          <w:sz w:val="24"/>
+          <w:szCs w:val="24"/>
+        </w:rPr>
+      </w:pPr>
+      <w:bookmarkStart w:colFirst="0" w:colLast="0" w:name="_vky2fp3ahwbc" w:id="3"/>
+      <w:bookmarkEnd w:id="3"/>
+      <w:r>
+        <w:rPr>
+          <w:rFonts w:ascii="Roboto" w:cs="Roboto" w:eastAsia="Roboto" w:hAnsi="Roboto"/>
+          <w:rtl w:val="0"/>
+        </w:rPr>
+        <w:t xml:space="preserve">*Citation goes here</w:t>
+      </w:r>
+      <w:r>
+        <w:rPr>
+          <w:rtl w:val="0"/>
+        </w:rPr>
       </w:r>
     </w:p>
     <w:sectPr>
@@ -621,6 +1346,116 @@
   <w:abstractNum w:abstractNumId="1">
     <w:lvl w:ilvl="0">
       <w:start w:val="1"/>
+      <w:numFmt w:val="decimal"/>
+      <w:lvlText w:val="%1."/>
+      <w:lvlJc w:val="left"/>
+      <w:pPr>
+        <w:ind w:left="720" w:hanging="360"/>
+      </w:pPr>
+      <w:rPr>
+        <w:u w:val="none"/>
+      </w:rPr>
+    </w:lvl>
+    <w:lvl w:ilvl="1">
+      <w:start w:val="1"/>
+      <w:numFmt w:val="lowerLetter"/>
+      <w:lvlText w:val="%2."/>
+      <w:lvlJc w:val="left"/>
+      <w:pPr>
+        <w:ind w:left="1440" w:hanging="360"/>
+      </w:pPr>
+      <w:rPr>
+        <w:u w:val="none"/>
+      </w:rPr>
+    </w:lvl>
+    <w:lvl w:ilvl="2">
+      <w:start w:val="1"/>
+      <w:numFmt w:val="lowerRoman"/>
+      <w:lvlText w:val="%3."/>
+      <w:lvlJc w:val="right"/>
+      <w:pPr>
+        <w:ind w:left="2160" w:hanging="360"/>
+      </w:pPr>
+      <w:rPr>
+        <w:u w:val="none"/>
+      </w:rPr>
+    </w:lvl>
+    <w:lvl w:ilvl="3">
+      <w:start w:val="1"/>
+      <w:numFmt w:val="decimal"/>
+      <w:lvlText w:val="%4."/>
+      <w:lvlJc w:val="left"/>
+      <w:pPr>
+        <w:ind w:left="2880" w:hanging="360"/>
+      </w:pPr>
+      <w:rPr>
+        <w:u w:val="none"/>
+      </w:rPr>
+    </w:lvl>
+    <w:lvl w:ilvl="4">
+      <w:start w:val="1"/>
+      <w:numFmt w:val="lowerLetter"/>
+      <w:lvlText w:val="%5."/>
+      <w:lvlJc w:val="left"/>
+      <w:pPr>
+        <w:ind w:left="3600" w:hanging="360"/>
+      </w:pPr>
+      <w:rPr>
+        <w:u w:val="none"/>
+      </w:rPr>
+    </w:lvl>
+    <w:lvl w:ilvl="5">
+      <w:start w:val="1"/>
+      <w:numFmt w:val="lowerRoman"/>
+      <w:lvlText w:val="%6."/>
+      <w:lvlJc w:val="right"/>
+      <w:pPr>
+        <w:ind w:left="4320" w:hanging="360"/>
+      </w:pPr>
+      <w:rPr>
+        <w:u w:val="none"/>
+      </w:rPr>
+    </w:lvl>
+    <w:lvl w:ilvl="6">
+      <w:start w:val="1"/>
+      <w:numFmt w:val="decimal"/>
+      <w:lvlText w:val="%7."/>
+      <w:lvlJc w:val="left"/>
+      <w:pPr>
+        <w:ind w:left="5040" w:hanging="360"/>
+      </w:pPr>
+      <w:rPr>
+        <w:u w:val="none"/>
+      </w:rPr>
+    </w:lvl>
+    <w:lvl w:ilvl="7">
+      <w:start w:val="1"/>
+      <w:numFmt w:val="lowerLetter"/>
+      <w:lvlText w:val="%8."/>
+      <w:lvlJc w:val="left"/>
+      <w:pPr>
+        <w:ind w:left="5760" w:hanging="360"/>
+      </w:pPr>
+      <w:rPr>
+        <w:u w:val="none"/>
+      </w:rPr>
+    </w:lvl>
+    <w:lvl w:ilvl="8">
+      <w:start w:val="1"/>
+      <w:numFmt w:val="lowerRoman"/>
+      <w:lvlText w:val="%9."/>
+      <w:lvlJc w:val="right"/>
+      <w:pPr>
+        <w:ind w:left="6480" w:hanging="360"/>
+      </w:pPr>
+      <w:rPr>
+        <w:u w:val="none"/>
+      </w:rPr>
+    </w:lvl>
+  </w:abstractNum>
+  <w:abstractNum w:abstractNumId="2">
+    <w:lvl w:ilvl="0">
+      <w:start w:val="1"/>
       <w:numFmt w:val="bullet"/>
       <w:lvlText w:val="●"/>
       <w:lvlJc w:val="left"/>
@@ -628,10 +1463,6 @@
         <w:ind w:left="720" w:hanging="360"/>
       </w:pPr>
       <w:rPr>
-        <w:rFonts w:ascii="Roboto" w:cs="Roboto" w:eastAsia="Roboto" w:hAnsi="Roboto"/>
-        <w:color w:val="212529"/>
-        <w:sz w:val="24"/>
-        <w:szCs w:val="24"/>
         <w:u w:val="none"/>
       </w:rPr>
     </w:lvl>
@@ -734,6 +1565,9 @@
   </w:abstractNum>
   <w:num w:numId="1">
     <w:abstractNumId w:val="1"/>
+  </w:num>
+  <w:num w:numId="2">
+    <w:abstractNumId w:val="2"/>
   </w:num>
 </w:numbering>
 </file>
@@ -902,6 +1736,13 @@
       <w:sz w:val="30"/>
       <w:szCs w:val="30"/>
     </w:rPr>
+  </w:style>
+  <w:style w:type="table" w:styleId="Table1">
+    <w:basedOn w:val="TableNormal"/>
+    <w:tblPr>
+      <w:tblStyleRowBandSize w:val="1"/>
+      <w:tblStyleColBandSize w:val="1"/>
+    </w:tblPr>
   </w:style>
 </w:styles>
 </file>
